--- a/public/files/DeveloperResume_Sept2026.docx
+++ b/public/files/DeveloperResume_Sept2026.docx
@@ -139,7 +139,7 @@
           <w:rFonts w:ascii="Calibri" w:cs="Calibri" w:eastAsia="Calibri" w:hAnsi="Calibri"/>
           <w:rtl w:val="0"/>
         </w:rPr>
-        <w:t xml:space="preserve">Full-stack web developer transitioning from 6+ years of team and operations leadership, bringing an adaptable, curious builder’s mindset alongside business judgment and leadership skills built over years of real accountability.</w:t>
+        <w:t xml:space="preserve">Full-stack web developer transitioning from 6+ years of team and operations leadership, bringing an adaptable builder’s mindset and business judgement earned through real accountability.</w:t>
       </w:r>
       <w:r>
         <w:rPr>
